--- a/output/docx/ExtracoesPorDiretorio.docx
+++ b/output/docx/ExtracoesPorDiretorio.docx
@@ -197,7 +197,7 @@
               <w:rPr>
                 <w:sz w:val="18"/>
               </w:rPr>
-              <w:t>administrador: pressiona opcao “Extract from directory”</w:t>
+              <w:t>administrador: pressiona opcao “Extract from dicrtory”</w:t>
             </w:r>
           </w:p>
         </w:tc>
@@ -229,17 +229,17 @@
               <w:rPr>
                 <w:sz w:val="18"/>
               </w:rPr>
-              <w:t>administrador: seleciona pasta “EXTRACT_FILE_IPP320_AKIRA”, que contem 703 extrações para diversas familias, e pressiona o botao “Extract”</w:t>
-            </w:r>
-          </w:p>
-        </w:tc>
-        <w:tc>
-          <w:p>
-            <w:r>
-              <w:rPr>
-                <w:sz w:val="18"/>
-              </w:rPr>
-              <w:t>SYSTEM exibe na parte inferior da tela uma mensagem indicando que 703 extrações foram realizadas</w:t>
+              <w:t>administrador: seleciona pasta “EXTRACT_FILE_IPP320_AKIRA”, que contem 705 extrações para diversas familias, e pressiona o botao “Extract”</w:t>
+            </w:r>
+          </w:p>
+        </w:tc>
+        <w:tc>
+          <w:p>
+            <w:r>
+              <w:rPr>
+                <w:sz w:val="18"/>
+              </w:rPr>
+              <w:t>SYSTEM exibe na parte inferior da tela uma mensagem indicando que 705 extrações foram realizadas</w:t>
             </w:r>
           </w:p>
         </w:tc>
@@ -261,7 +261,7 @@
               <w:rPr>
                 <w:sz w:val="18"/>
               </w:rPr>
-              <w:t>administrador: acessa pagina “Extractions” e seleciona opção para mostrar 50 entradas por página</w:t>
+              <w:t>administrador: acessa pagina “Extractions”</w:t>
             </w:r>
           </w:p>
         </w:tc>
@@ -515,7 +515,7 @@
               <w:rPr>
                 <w:sz w:val="18"/>
               </w:rPr>
-              <w:t>administrador: pressiona opcao “Extract from directory”</w:t>
+              <w:t>administrador: pressiona opcao “Extract from dicrtory”</w:t>
             </w:r>
           </w:p>
         </w:tc>
@@ -547,17 +547,17 @@
               <w:rPr>
                 <w:sz w:val="18"/>
               </w:rPr>
-              <w:t>administrador: seleciona pasta “EXTRACT_FILE_IPP320_AKIRA”, que contem 703 extrações para diversas familias, e pressiona o botao “Extract”</w:t>
-            </w:r>
-          </w:p>
-        </w:tc>
-        <w:tc>
-          <w:p>
-            <w:r>
-              <w:rPr>
-                <w:sz w:val="18"/>
-              </w:rPr>
-              <w:t>SYSTEM exibe na parte inferior da tela uma mensagem indicando que 703 extrações foram realizadas</w:t>
+              <w:t>administrador: seleciona pasta “EXTRACT_FILE_IPP320_AKIRA”, que contem 705 extrações para diversas familias, e pressiona o botao “Extract”</w:t>
+            </w:r>
+          </w:p>
+        </w:tc>
+        <w:tc>
+          <w:p>
+            <w:r>
+              <w:rPr>
+                <w:sz w:val="18"/>
+              </w:rPr>
+              <w:t>SYSTEM exibe na parte inferior da tela uma mensagem indicando que 705 extrações foram realizadas</w:t>
             </w:r>
           </w:p>
         </w:tc>
@@ -579,7 +579,7 @@
               <w:rPr>
                 <w:sz w:val="18"/>
               </w:rPr>
-              <w:t>administrador: acessa pagina “Extractions” e seleciona opção para mostrar 50 entradas por página</w:t>
+              <w:t>administrador: acessa pagina “Extractions”</w:t>
             </w:r>
           </w:p>
         </w:tc>
@@ -685,7 +685,7 @@
               <w:rPr>
                 <w:sz w:val="18"/>
               </w:rPr>
-              <w:t>SYSTEM atualiza a pagina mostrando todas 703 extrações</w:t>
+              <w:t>SYSTEM atualiza a pagina mostrando todas 705 extrações</w:t>
             </w:r>
           </w:p>
         </w:tc>
@@ -833,7 +833,7 @@
               <w:rPr>
                 <w:sz w:val="18"/>
               </w:rPr>
-              <w:t>administrador: pressiona opcao “Extract from directory”</w:t>
+              <w:t>administrador: pressiona opcao “Extract from dicrtory”</w:t>
             </w:r>
           </w:p>
         </w:tc>
@@ -865,17 +865,17 @@
               <w:rPr>
                 <w:sz w:val="18"/>
               </w:rPr>
-              <w:t>administrador: seleciona pasta “EXTRACT_FILE_IPP320_AKIRA”, que contem 703 extrações para diversas familias, e pressiona o botao “Extract”</w:t>
-            </w:r>
-          </w:p>
-        </w:tc>
-        <w:tc>
-          <w:p>
-            <w:r>
-              <w:rPr>
-                <w:sz w:val="18"/>
-              </w:rPr>
-              <w:t>SYSTEM exibe na parte inferior da tela uma mensagem indicando que 703 extrações foram realizadas</w:t>
+              <w:t>administrador: seleciona pasta “EXTRACT_FILE_IPP320_AKIRA”, que contem 705 extrações para diversas familias, e pressiona o botao “Extract”</w:t>
+            </w:r>
+          </w:p>
+        </w:tc>
+        <w:tc>
+          <w:p>
+            <w:r>
+              <w:rPr>
+                <w:sz w:val="18"/>
+              </w:rPr>
+              <w:t>SYSTEM exibe na parte inferior da tela uma mensagem indicando que 705 extrações foram realizadas</w:t>
             </w:r>
           </w:p>
         </w:tc>
@@ -897,7 +897,7 @@
               <w:rPr>
                 <w:sz w:val="18"/>
               </w:rPr>
-              <w:t>administrador: acessa pagina “Extractions” e seleciona opção para mostrar 50 entradas por página</w:t>
+              <w:t>administrador: acessa pagina “Extractions”</w:t>
             </w:r>
           </w:p>
         </w:tc>
@@ -1151,7 +1151,7 @@
               <w:rPr>
                 <w:sz w:val="18"/>
               </w:rPr>
-              <w:t>administrador: pressiona opcao “Extract from directory”</w:t>
+              <w:t>administrador: pressiona opcao “Extract from dicrtory”</w:t>
             </w:r>
           </w:p>
         </w:tc>
@@ -1183,17 +1183,17 @@
               <w:rPr>
                 <w:sz w:val="18"/>
               </w:rPr>
-              <w:t>administrador: seleciona pasta “EXTRACT_FILE_IPP320_AKIRA”, que contem 703 extrações para diversas familias, e pressiona o botao “Extract”</w:t>
-            </w:r>
-          </w:p>
-        </w:tc>
-        <w:tc>
-          <w:p>
-            <w:r>
-              <w:rPr>
-                <w:sz w:val="18"/>
-              </w:rPr>
-              <w:t>SYSTEM exibe na parte inferior da tela uma mensagem indicando que 703 extrações foram realizadas</w:t>
+              <w:t>administrador: seleciona pasta “EXTRACT_FILE_IPP320_AKIRA”, que contem 705 extrações para diversas familias, e pressiona o botao “Extract”</w:t>
+            </w:r>
+          </w:p>
+        </w:tc>
+        <w:tc>
+          <w:p>
+            <w:r>
+              <w:rPr>
+                <w:sz w:val="18"/>
+              </w:rPr>
+              <w:t>SYSTEM exibe na parte inferior da tela uma mensagem indicando que 705 extrações foram realizadas</w:t>
             </w:r>
           </w:p>
         </w:tc>
@@ -1215,7 +1215,7 @@
               <w:rPr>
                 <w:sz w:val="18"/>
               </w:rPr>
-              <w:t>administrador: acessa pagina “Extractions” e seleciona opção para mostrar 50 entradas por página</w:t>
+              <w:t>administrador: acessa pagina “Extractions”</w:t>
             </w:r>
           </w:p>
         </w:tc>
@@ -1943,7 +1943,7 @@
               <w:rPr>
                 <w:sz w:val="18"/>
               </w:rPr>
-              <w:t>administrador: pressiona opcao “Extract from directory”</w:t>
+              <w:t>administrador: pressiona opcao “Extract from dicrtory”</w:t>
             </w:r>
           </w:p>
         </w:tc>
@@ -1975,17 +1975,17 @@
               <w:rPr>
                 <w:sz w:val="18"/>
               </w:rPr>
-              <w:t>administrador: seleciona pasta “EXTRACT_FILE_IPP320_AKIRA”, que contem 703 extrações para diversas familias, e pressiona o botao “Extract”</w:t>
-            </w:r>
-          </w:p>
-        </w:tc>
-        <w:tc>
-          <w:p>
-            <w:r>
-              <w:rPr>
-                <w:sz w:val="18"/>
-              </w:rPr>
-              <w:t>SYSTEM exibe na parte inferior da tela uma mensagem indicando que 703 extrações foram realizadas</w:t>
+              <w:t>administrador: seleciona pasta “EXTRACT_FILE_IPP320_AKIRA”, que contem 705 extrações para diversas familias, e pressiona o botao “Extract”</w:t>
+            </w:r>
+          </w:p>
+        </w:tc>
+        <w:tc>
+          <w:p>
+            <w:r>
+              <w:rPr>
+                <w:sz w:val="18"/>
+              </w:rPr>
+              <w:t>SYSTEM exibe na parte inferior da tela uma mensagem indicando que 705 extrações foram realizadas</w:t>
             </w:r>
           </w:p>
         </w:tc>
@@ -2007,7 +2007,7 @@
               <w:rPr>
                 <w:sz w:val="18"/>
               </w:rPr>
-              <w:t>administrador: pressiona opcao “Extract from directory”</w:t>
+              <w:t>administrador: pressiona opcao “Extract from dicrtory”</w:t>
             </w:r>
           </w:p>
         </w:tc>
@@ -2039,17 +2039,17 @@
               <w:rPr>
                 <w:sz w:val="18"/>
               </w:rPr>
-              <w:t>administrador: seleciona pasta “EXTRACT_FILE_IPP320_AKIRA”, que contém 703 extrações para diversas família, e pressiona o botão “Extract”</w:t>
-            </w:r>
-          </w:p>
-        </w:tc>
-        <w:tc>
-          <w:p>
-            <w:r>
-              <w:rPr>
-                <w:sz w:val="18"/>
-              </w:rPr>
-              <w:t>SYSTEM exibe na parte inferior da tela uma mensagem indicando que 703 extrações foram realizadas</w:t>
+              <w:t>administrador: seleciona pasta “EXTRACT_FILE_IPP320_AKIRA”, que contém 705 extrações para diversas família, e pressiona o botão “Extract”</w:t>
+            </w:r>
+          </w:p>
+        </w:tc>
+        <w:tc>
+          <w:p>
+            <w:r>
+              <w:rPr>
+                <w:sz w:val="18"/>
+              </w:rPr>
+              <w:t>SYSTEM exibe na parte inferior da tela uma mensagem indicando que 705 extrações foram realizadas</w:t>
             </w:r>
           </w:p>
         </w:tc>

--- a/output/docx/ExtracoesPorDiretorio.docx
+++ b/output/docx/ExtracoesPorDiretorio.docx
@@ -88,7 +88,7 @@
         <w:rPr>
           <w:sz w:val="20"/>
         </w:rPr>
-        <w:t>Usuário deve estar logado no servidor e extrator com administrador ; Nao existem extrações cadastradas no banco de dados</w:t>
+        <w:t>Usuário deve estar logado no servidor e extrator com administrador ; Não existem extrações cadastradas no banco de dados</w:t>
       </w:r>
     </w:p>
     <w:p>
@@ -197,17 +197,17 @@
               <w:rPr>
                 <w:sz w:val="18"/>
               </w:rPr>
-              <w:t>administrador: pressiona opcao “Extract from dicrtory”</w:t>
-            </w:r>
-          </w:p>
-        </w:tc>
-        <w:tc>
-          <w:p>
-            <w:r>
-              <w:rPr>
-                <w:sz w:val="18"/>
-              </w:rPr>
-              <w:t>SYSTEM exibe tela de extracao por diretorio</w:t>
+              <w:t>administrador: pressiona opção “Extract from dicrtory”</w:t>
+            </w:r>
+          </w:p>
+        </w:tc>
+        <w:tc>
+          <w:p>
+            <w:r>
+              <w:rPr>
+                <w:sz w:val="18"/>
+              </w:rPr>
+              <w:t>SYSTEM exibe tela de extração por diretório</w:t>
             </w:r>
           </w:p>
         </w:tc>
@@ -229,7 +229,7 @@
               <w:rPr>
                 <w:sz w:val="18"/>
               </w:rPr>
-              <w:t>administrador: seleciona pasta “EXTRACT_FILE_IPP320_AKIRA”, que contem 705 extrações para diversas familias, e pressiona o botao “Extract”</w:t>
+              <w:t>administrador: seleciona pasta “EXTRACT_FILE_IPP320_AKIRA”, que contém 705 extrações para diversas família, e pressiona o botão “Extract”</w:t>
             </w:r>
           </w:p>
         </w:tc>
@@ -261,17 +261,17 @@
               <w:rPr>
                 <w:sz w:val="18"/>
               </w:rPr>
-              <w:t>administrador: acessa pagina “Extractions”</w:t>
-            </w:r>
-          </w:p>
-        </w:tc>
-        <w:tc>
-          <w:p>
-            <w:r>
-              <w:rPr>
-                <w:sz w:val="18"/>
-              </w:rPr>
-              <w:t>SYSTEM exibe a lista de extrações com as 50 ultimas entradas. Entrada 1: 14170PP30289943. Entrada 50: 12328PP30166463</w:t>
+              <w:t>administrador: acessa página “Extractions”</w:t>
+            </w:r>
+          </w:p>
+        </w:tc>
+        <w:tc>
+          <w:p>
+            <w:r>
+              <w:rPr>
+                <w:sz w:val="18"/>
+              </w:rPr>
+              <w:t>SYSTEM exibe a lista de extrações com as 50 últimas entradas. Entrada 1: 14170PP30289943. Entrada 50: 12328PP30166463</w:t>
             </w:r>
           </w:p>
         </w:tc>
@@ -293,17 +293,17 @@
               <w:rPr>
                 <w:sz w:val="18"/>
               </w:rPr>
-              <w:t>administrador: seleciona opcao para mostrar 100 entradas por pagina</w:t>
-            </w:r>
-          </w:p>
-        </w:tc>
-        <w:tc>
-          <w:p>
-            <w:r>
-              <w:rPr>
-                <w:sz w:val="18"/>
-              </w:rPr>
-              <w:t>SYSTEM exibe a lista de extrações com as 100 ultimas entradas.</w:t>
+              <w:t>administrador: seleciona opção para mostrar 100 entradas por página</w:t>
+            </w:r>
+          </w:p>
+        </w:tc>
+        <w:tc>
+          <w:p>
+            <w:r>
+              <w:rPr>
+                <w:sz w:val="18"/>
+              </w:rPr>
+              <w:t>SYSTEM exibe a lista de extrações com as 100 últimas entradas.</w:t>
             </w:r>
           </w:p>
         </w:tc>
@@ -335,7 +335,7 @@
               <w:rPr>
                 <w:sz w:val="18"/>
               </w:rPr>
-              <w:t>SYSTEM exibe as opcoes “Ingenico Brazil” e “Ingenico”</w:t>
+              <w:t>SYSTEM exibe as opções “Ingenico Brazil” e “Ingenico”</w:t>
             </w:r>
           </w:p>
         </w:tc>
@@ -357,17 +357,17 @@
               <w:rPr>
                 <w:sz w:val="18"/>
               </w:rPr>
-              <w:t>administrador: seleciona opcao “Ingenico” no campo de filtro “Customer”</w:t>
-            </w:r>
-          </w:p>
-        </w:tc>
-        <w:tc>
-          <w:p>
-            <w:r>
-              <w:rPr>
-                <w:sz w:val="18"/>
-              </w:rPr>
-              <w:t>SYSTEM atualiza a pagina mostrando somente 32 extrações</w:t>
+              <w:t>administrador: seleciona opção “Ingenico” no campo de filtro “Customer”</w:t>
+            </w:r>
+          </w:p>
+        </w:tc>
+        <w:tc>
+          <w:p>
+            <w:r>
+              <w:rPr>
+                <w:sz w:val="18"/>
+              </w:rPr>
+              <w:t>SYSTEM atualiza a página mostrando somente 32 extrações</w:t>
             </w:r>
           </w:p>
         </w:tc>
@@ -406,7 +406,7 @@
         <w:rPr>
           <w:sz w:val="20"/>
         </w:rPr>
-        <w:t>Usuário deve estar logado no servidor e extrator com administrador ; Nao existem extrações cadastradas no banco de dados</w:t>
+        <w:t>Usuário deve estar logado no servidor e extrator com administrador ; Não existem extrações cadastradas no banco de dados</w:t>
       </w:r>
     </w:p>
     <w:p>
@@ -515,17 +515,17 @@
               <w:rPr>
                 <w:sz w:val="18"/>
               </w:rPr>
-              <w:t>administrador: pressiona opcao “Extract from dicrtory”</w:t>
-            </w:r>
-          </w:p>
-        </w:tc>
-        <w:tc>
-          <w:p>
-            <w:r>
-              <w:rPr>
-                <w:sz w:val="18"/>
-              </w:rPr>
-              <w:t>SYSTEM exibe tela de extracao por diretorio</w:t>
+              <w:t>administrador: pressiona opção “Extract from dicrtory”</w:t>
+            </w:r>
+          </w:p>
+        </w:tc>
+        <w:tc>
+          <w:p>
+            <w:r>
+              <w:rPr>
+                <w:sz w:val="18"/>
+              </w:rPr>
+              <w:t>SYSTEM exibe tela de extração por diretório</w:t>
             </w:r>
           </w:p>
         </w:tc>
@@ -547,7 +547,7 @@
               <w:rPr>
                 <w:sz w:val="18"/>
               </w:rPr>
-              <w:t>administrador: seleciona pasta “EXTRACT_FILE_IPP320_AKIRA”, que contem 705 extrações para diversas familias, e pressiona o botao “Extract”</w:t>
+              <w:t>administrador: seleciona pasta “EXTRACT_FILE_IPP320_AKIRA”, que contém 705 extrações para diversas família, e pressiona o botão “Extract”</w:t>
             </w:r>
           </w:p>
         </w:tc>
@@ -579,17 +579,17 @@
               <w:rPr>
                 <w:sz w:val="18"/>
               </w:rPr>
-              <w:t>administrador: acessa pagina “Extractions”</w:t>
-            </w:r>
-          </w:p>
-        </w:tc>
-        <w:tc>
-          <w:p>
-            <w:r>
-              <w:rPr>
-                <w:sz w:val="18"/>
-              </w:rPr>
-              <w:t>SYSTEM exibe a lista de extrações com as 50 ultimas entradas. Entrada 1: 14170PP30289943. Entrada 50: 12328PP30166463</w:t>
+              <w:t>administrador: acessa página “Extractions”</w:t>
+            </w:r>
+          </w:p>
+        </w:tc>
+        <w:tc>
+          <w:p>
+            <w:r>
+              <w:rPr>
+                <w:sz w:val="18"/>
+              </w:rPr>
+              <w:t>SYSTEM exibe a lista de extrações com as 50 últimas entradas. Entrada 1: 14170PP30289943. Entrada 50: 12328PP30166463</w:t>
             </w:r>
           </w:p>
         </w:tc>
@@ -611,17 +611,17 @@
               <w:rPr>
                 <w:sz w:val="18"/>
               </w:rPr>
-              <w:t>administrador: seleciona opcao para mostrar 100 entradas por pagina</w:t>
-            </w:r>
-          </w:p>
-        </w:tc>
-        <w:tc>
-          <w:p>
-            <w:r>
-              <w:rPr>
-                <w:sz w:val="18"/>
-              </w:rPr>
-              <w:t>SYSTEM exibe a lista de extrações com as 100 ultimas entradas.</w:t>
+              <w:t>administrador: seleciona opção para mostrar 100 entradas por página</w:t>
+            </w:r>
+          </w:p>
+        </w:tc>
+        <w:tc>
+          <w:p>
+            <w:r>
+              <w:rPr>
+                <w:sz w:val="18"/>
+              </w:rPr>
+              <w:t>SYSTEM exibe a lista de extrações com as 100 últimas entradas.</w:t>
             </w:r>
           </w:p>
         </w:tc>
@@ -653,7 +653,7 @@
               <w:rPr>
                 <w:sz w:val="18"/>
               </w:rPr>
-              <w:t>SYSTEM exibe as opcoes “Ingenico Brazil” e “Ingenico”</w:t>
+              <w:t>SYSTEM exibe as opções “Ingenico Brazil” e “Ingenico”</w:t>
             </w:r>
           </w:p>
         </w:tc>
@@ -675,17 +675,17 @@
               <w:rPr>
                 <w:sz w:val="18"/>
               </w:rPr>
-              <w:t>administrador: seleciona opcao default no campo de filtro “Customer”</w:t>
-            </w:r>
-          </w:p>
-        </w:tc>
-        <w:tc>
-          <w:p>
-            <w:r>
-              <w:rPr>
-                <w:sz w:val="18"/>
-              </w:rPr>
-              <w:t>SYSTEM atualiza a pagina mostrando todas 705 extrações</w:t>
+              <w:t>administrador: seleciona opção default no campo de filtro “Customer”</w:t>
+            </w:r>
+          </w:p>
+        </w:tc>
+        <w:tc>
+          <w:p>
+            <w:r>
+              <w:rPr>
+                <w:sz w:val="18"/>
+              </w:rPr>
+              <w:t>SYSTEM atualiza a página mostrando todas 705 extrações</w:t>
             </w:r>
           </w:p>
         </w:tc>
@@ -724,7 +724,7 @@
         <w:rPr>
           <w:sz w:val="20"/>
         </w:rPr>
-        <w:t>Usuário deve estar logado no servidor e extrator com administrador ; Nao existem extrações cadastradas no banco de dados</w:t>
+        <w:t>Usuário deve estar logado no servidor e extrator com administrador ; Não existem extrações cadastradas no banco de dados</w:t>
       </w:r>
     </w:p>
     <w:p>
@@ -833,17 +833,17 @@
               <w:rPr>
                 <w:sz w:val="18"/>
               </w:rPr>
-              <w:t>administrador: pressiona opcao “Extract from dicrtory”</w:t>
-            </w:r>
-          </w:p>
-        </w:tc>
-        <w:tc>
-          <w:p>
-            <w:r>
-              <w:rPr>
-                <w:sz w:val="18"/>
-              </w:rPr>
-              <w:t>SYSTEM exibe tela de extracao por diretorio</w:t>
+              <w:t>administrador: pressiona opção “Extract from dicrtory”</w:t>
+            </w:r>
+          </w:p>
+        </w:tc>
+        <w:tc>
+          <w:p>
+            <w:r>
+              <w:rPr>
+                <w:sz w:val="18"/>
+              </w:rPr>
+              <w:t>SYSTEM exibe tela de extração por diretório</w:t>
             </w:r>
           </w:p>
         </w:tc>
@@ -865,7 +865,7 @@
               <w:rPr>
                 <w:sz w:val="18"/>
               </w:rPr>
-              <w:t>administrador: seleciona pasta “EXTRACT_FILE_IPP320_AKIRA”, que contem 705 extrações para diversas familias, e pressiona o botao “Extract”</w:t>
+              <w:t>administrador: seleciona pasta “EXTRACT_FILE_IPP320_AKIRA”, que contém 705 extrações para diversas família, e pressiona o botão “Extract”</w:t>
             </w:r>
           </w:p>
         </w:tc>
@@ -897,17 +897,17 @@
               <w:rPr>
                 <w:sz w:val="18"/>
               </w:rPr>
-              <w:t>administrador: acessa pagina “Extractions”</w:t>
-            </w:r>
-          </w:p>
-        </w:tc>
-        <w:tc>
-          <w:p>
-            <w:r>
-              <w:rPr>
-                <w:sz w:val="18"/>
-              </w:rPr>
-              <w:t>SYSTEM exibe a lista de extrações com as 50 ultimas entradas. Entrada 1: 14170PP30289943. Entrada 50: 12328PP30166463</w:t>
+              <w:t>administrador: acessa página “Extractions”</w:t>
+            </w:r>
+          </w:p>
+        </w:tc>
+        <w:tc>
+          <w:p>
+            <w:r>
+              <w:rPr>
+                <w:sz w:val="18"/>
+              </w:rPr>
+              <w:t>SYSTEM exibe a lista de extrações com as 50 últimas entradas. Entrada 1: 14170PP30289943. Entrada 50: 12328PP30166463</w:t>
             </w:r>
           </w:p>
         </w:tc>
@@ -929,17 +929,17 @@
               <w:rPr>
                 <w:sz w:val="18"/>
               </w:rPr>
-              <w:t>administrador: seleciona opcao para mostrar 100 entradas por pagina</w:t>
-            </w:r>
-          </w:p>
-        </w:tc>
-        <w:tc>
-          <w:p>
-            <w:r>
-              <w:rPr>
-                <w:sz w:val="18"/>
-              </w:rPr>
-              <w:t>SYSTEM exibe a lista de extrações com as 100 ultimas entradas.</w:t>
+              <w:t>administrador: seleciona opção para mostrar 100 entradas por página</w:t>
+            </w:r>
+          </w:p>
+        </w:tc>
+        <w:tc>
+          <w:p>
+            <w:r>
+              <w:rPr>
+                <w:sz w:val="18"/>
+              </w:rPr>
+              <w:t>SYSTEM exibe a lista de extrações com as 100 últimas entradas.</w:t>
             </w:r>
           </w:p>
         </w:tc>
@@ -971,7 +971,7 @@
               <w:rPr>
                 <w:sz w:val="18"/>
               </w:rPr>
-              <w:t>SYSTEM exibe as opcoes “Ingenico Brazil” e “Ingenico”</w:t>
+              <w:t>SYSTEM exibe as opções “Ingenico Brazil” e “Ingenico”</w:t>
             </w:r>
           </w:p>
         </w:tc>
@@ -1003,7 +1003,7 @@
               <w:rPr>
                 <w:sz w:val="18"/>
               </w:rPr>
-              <w:t>SYSTEM atualiza a pagina mostrando 673 extracoes</w:t>
+              <w:t>SYSTEM atualiza a página mostrando todas 673 extrações</w:t>
             </w:r>
           </w:p>
         </w:tc>
@@ -1042,7 +1042,7 @@
         <w:rPr>
           <w:sz w:val="20"/>
         </w:rPr>
-        <w:t>Usuário deve estar logado no servidor e extrator com administrador ; Nao existem extrações cadastradas no banco de dados</w:t>
+        <w:t>Usuário deve estar logado no servidor e extrator com administrador ; Não existem extrações cadastradas no banco de dados</w:t>
       </w:r>
     </w:p>
     <w:p>
@@ -1151,17 +1151,17 @@
               <w:rPr>
                 <w:sz w:val="18"/>
               </w:rPr>
-              <w:t>administrador: pressiona opcao “Extract from dicrtory”</w:t>
-            </w:r>
-          </w:p>
-        </w:tc>
-        <w:tc>
-          <w:p>
-            <w:r>
-              <w:rPr>
-                <w:sz w:val="18"/>
-              </w:rPr>
-              <w:t>SYSTEM exibe tela de extracao por diretorio</w:t>
+              <w:t>administrador: pressiona opção “Extract from dicrtory”</w:t>
+            </w:r>
+          </w:p>
+        </w:tc>
+        <w:tc>
+          <w:p>
+            <w:r>
+              <w:rPr>
+                <w:sz w:val="18"/>
+              </w:rPr>
+              <w:t>SYSTEM exibe tela de extração por diretório</w:t>
             </w:r>
           </w:p>
         </w:tc>
@@ -1183,7 +1183,7 @@
               <w:rPr>
                 <w:sz w:val="18"/>
               </w:rPr>
-              <w:t>administrador: seleciona pasta “EXTRACT_FILE_IPP320_AKIRA”, que contem 705 extrações para diversas familias, e pressiona o botao “Extract”</w:t>
+              <w:t>administrador: seleciona pasta “EXTRACT_FILE_IPP320_AKIRA”, que contém 705 extrações para diversas família, e pressiona o botão “Extract”</w:t>
             </w:r>
           </w:p>
         </w:tc>
@@ -1215,17 +1215,17 @@
               <w:rPr>
                 <w:sz w:val="18"/>
               </w:rPr>
-              <w:t>administrador: acessa pagina “Extractions”</w:t>
-            </w:r>
-          </w:p>
-        </w:tc>
-        <w:tc>
-          <w:p>
-            <w:r>
-              <w:rPr>
-                <w:sz w:val="18"/>
-              </w:rPr>
-              <w:t>SYSTEM exibe a lista de extrações com as 50 ultimas entradas. Entrada 1: 14170PP30289943. Entrada 50: 12328PP30166463</w:t>
+              <w:t>administrador: acessa página “Extractions”</w:t>
+            </w:r>
+          </w:p>
+        </w:tc>
+        <w:tc>
+          <w:p>
+            <w:r>
+              <w:rPr>
+                <w:sz w:val="18"/>
+              </w:rPr>
+              <w:t>SYSTEM exibe a lista de extrações com as 50 últimas entradas. Entrada 1: 14170PP30289943. Entrada 50: 12328PP30166463</w:t>
             </w:r>
           </w:p>
         </w:tc>
@@ -1247,17 +1247,17 @@
               <w:rPr>
                 <w:sz w:val="18"/>
               </w:rPr>
-              <w:t>administrador: seleciona opcao para mostrar 100 entradas por pagina</w:t>
-            </w:r>
-          </w:p>
-        </w:tc>
-        <w:tc>
-          <w:p>
-            <w:r>
-              <w:rPr>
-                <w:sz w:val="18"/>
-              </w:rPr>
-              <w:t>SYSTEM exibe a lista de extrações com as 100 ultimas entradas.</w:t>
+              <w:t>administrador: seleciona opção para mostrar 100 entradas por página</w:t>
+            </w:r>
+          </w:p>
+        </w:tc>
+        <w:tc>
+          <w:p>
+            <w:r>
+              <w:rPr>
+                <w:sz w:val="18"/>
+              </w:rPr>
+              <w:t>SYSTEM exibe a lista de extrações com as 100 últimas entradas.</w:t>
             </w:r>
           </w:p>
         </w:tc>
@@ -1289,7 +1289,7 @@
               <w:rPr>
                 <w:sz w:val="18"/>
               </w:rPr>
-              <w:t>SYSTEM exibe opcoes “Activated”, “Alert Interruption”, “Deactivated”, “Mockup” e “Error”</w:t>
+              <w:t>SYSTEM exibe opções “Activated”, “Alert Interruption”, “Deactivated”, “Mockup” e “Error”</w:t>
             </w:r>
           </w:p>
         </w:tc>
@@ -1311,17 +1311,17 @@
               <w:rPr>
                 <w:sz w:val="18"/>
               </w:rPr>
-              <w:t>administrador: seleciona opcao “Activated” no campo de filtro “State”</w:t>
-            </w:r>
-          </w:p>
-        </w:tc>
-        <w:tc>
-          <w:p>
-            <w:r>
-              <w:rPr>
-                <w:sz w:val="18"/>
-              </w:rPr>
-              <w:t>SYSTEM atualiza pagina mostrando 608 extrações</w:t>
+              <w:t>administrador: seleciona opção “Activated” no campo de filtro “State”</w:t>
+            </w:r>
+          </w:p>
+        </w:tc>
+        <w:tc>
+          <w:p>
+            <w:r>
+              <w:rPr>
+                <w:sz w:val="18"/>
+              </w:rPr>
+              <w:t>SYSTEM atualiza página mostrando 608 extrações</w:t>
             </w:r>
           </w:p>
         </w:tc>
@@ -1360,7 +1360,7 @@
         <w:rPr>
           <w:sz w:val="20"/>
         </w:rPr>
-        <w:t>Usuário deve estar logado no servidor e extrator com administrador ; Nao existem extrações cadastradas no banco de dados</w:t>
+        <w:t>Usuário deve estar logado no servidor e extrator com administrador ; Não existem extrações cadastradas no banco de dados</w:t>
       </w:r>
     </w:p>
     <w:p>
@@ -1469,17 +1469,17 @@
               <w:rPr>
                 <w:sz w:val="18"/>
               </w:rPr>
-              <w:t>administrador: seleciona opcao “Alert Interruption” no campo de filtro “State”</w:t>
-            </w:r>
-          </w:p>
-        </w:tc>
-        <w:tc>
-          <w:p>
-            <w:r>
-              <w:rPr>
-                <w:sz w:val="18"/>
-              </w:rPr>
-              <w:t>SYSTEM atualiza pagina mostrando 97 extracoes</w:t>
+              <w:t>administrador: seleciona opção “Alert Interruption” no campo de filtro “State”</w:t>
+            </w:r>
+          </w:p>
+        </w:tc>
+        <w:tc>
+          <w:p>
+            <w:r>
+              <w:rPr>
+                <w:sz w:val="18"/>
+              </w:rPr>
+              <w:t>SYSTEM atualiza página mostrando 97 extrações</w:t>
             </w:r>
           </w:p>
         </w:tc>
@@ -1518,7 +1518,7 @@
         <w:rPr>
           <w:sz w:val="20"/>
         </w:rPr>
-        <w:t>Usuário deve estar logado no servidor e extrator com administrador ; Nao existem extrações cadastradas no banco de dados</w:t>
+        <w:t>Usuário deve estar logado no servidor e extrator com administrador ; Não existem extrações cadastradas no banco de dados</w:t>
       </w:r>
     </w:p>
     <w:p>
@@ -1627,17 +1627,17 @@
               <w:rPr>
                 <w:sz w:val="18"/>
               </w:rPr>
-              <w:t>administrador: seleciona opcao “Mockup” no campo de filtro “State”</w:t>
-            </w:r>
-          </w:p>
-        </w:tc>
-        <w:tc>
-          <w:p>
-            <w:r>
-              <w:rPr>
-                <w:sz w:val="18"/>
-              </w:rPr>
-              <w:t>SYSTEM atualiza pagina mostrando lista vazia</w:t>
+              <w:t>administrador: seleciona opção “Mockup” no campo de filtro “State”</w:t>
+            </w:r>
+          </w:p>
+        </w:tc>
+        <w:tc>
+          <w:p>
+            <w:r>
+              <w:rPr>
+                <w:sz w:val="18"/>
+              </w:rPr>
+              <w:t>SYSTEM atualiza página mostrando lista vazia</w:t>
             </w:r>
           </w:p>
         </w:tc>
@@ -1676,7 +1676,7 @@
         <w:rPr>
           <w:sz w:val="20"/>
         </w:rPr>
-        <w:t>Usuário deve estar logado no servidor e extrator com administrador ; Nao existem extrações cadastradas no banco de dados</w:t>
+        <w:t>Usuário deve estar logado no servidor e extrator com administrador ; Não existem extrações cadastradas no banco de dados</w:t>
       </w:r>
     </w:p>
     <w:p>
@@ -1785,17 +1785,17 @@
               <w:rPr>
                 <w:sz w:val="18"/>
               </w:rPr>
-              <w:t>administrador: seleciona opcao “Error” no campo de filtro “State”</w:t>
-            </w:r>
-          </w:p>
-        </w:tc>
-        <w:tc>
-          <w:p>
-            <w:r>
-              <w:rPr>
-                <w:sz w:val="18"/>
-              </w:rPr>
-              <w:t>SYSTEM atualiza pagina mostrando extrações associadas aos estados 'Alert Interruption' e 'Mockup'</w:t>
+              <w:t>administrador: seleciona opção “Error” no campo de filtro “State”</w:t>
+            </w:r>
+          </w:p>
+        </w:tc>
+        <w:tc>
+          <w:p>
+            <w:r>
+              <w:rPr>
+                <w:sz w:val="18"/>
+              </w:rPr>
+              <w:t>SYSTEM atualiza página mostrando extrações associadas aos estados 'Alert Interruption' e 'Mockup'</w:t>
             </w:r>
           </w:p>
         </w:tc>
@@ -1816,7 +1816,7 @@
           <w:sz w:val="24"/>
           <w:color w:val="2B6CB0"/>
         </w:rPr>
-        <w:t>[TC8] Alternative Flow 7: Extracoes Sequenciais</w:t>
+        <w:t>[TC8] Alternative Flow 7: Extrações Sequenciais</w:t>
       </w:r>
     </w:p>
     <w:p>
@@ -1834,7 +1834,7 @@
         <w:rPr>
           <w:sz w:val="20"/>
         </w:rPr>
-        <w:t>Usuário deve estar logado no servidor e extrator com administrador ; Nao existem extrações cadastradas no banco de dados</w:t>
+        <w:t>Usuário deve estar logado no servidor e extrator com administrador ; Não existem extrações cadastradas no banco de dados</w:t>
       </w:r>
     </w:p>
     <w:p>
@@ -1943,17 +1943,17 @@
               <w:rPr>
                 <w:sz w:val="18"/>
               </w:rPr>
-              <w:t>administrador: pressiona opcao “Extract from dicrtory”</w:t>
-            </w:r>
-          </w:p>
-        </w:tc>
-        <w:tc>
-          <w:p>
-            <w:r>
-              <w:rPr>
-                <w:sz w:val="18"/>
-              </w:rPr>
-              <w:t>SYSTEM exibe tela de extracao por diretorio</w:t>
+              <w:t>administrador: pressiona opção “Extract from dicrtory”</w:t>
+            </w:r>
+          </w:p>
+        </w:tc>
+        <w:tc>
+          <w:p>
+            <w:r>
+              <w:rPr>
+                <w:sz w:val="18"/>
+              </w:rPr>
+              <w:t>SYSTEM exibe tela de extração por diretório</w:t>
             </w:r>
           </w:p>
         </w:tc>
@@ -1975,7 +1975,7 @@
               <w:rPr>
                 <w:sz w:val="18"/>
               </w:rPr>
-              <w:t>administrador: seleciona pasta “EXTRACT_FILE_IPP320_AKIRA”, que contem 705 extrações para diversas familias, e pressiona o botao “Extract”</w:t>
+              <w:t>administrador: seleciona pasta “EXTRACT_FILE_IPP320_AKIRA”, que contém 705 extrações para diversas família, e pressiona o botão “Extract”</w:t>
             </w:r>
           </w:p>
         </w:tc>
@@ -2007,17 +2007,17 @@
               <w:rPr>
                 <w:sz w:val="18"/>
               </w:rPr>
-              <w:t>administrador: pressiona opcao “Extract from dicrtory”</w:t>
-            </w:r>
-          </w:p>
-        </w:tc>
-        <w:tc>
-          <w:p>
-            <w:r>
-              <w:rPr>
-                <w:sz w:val="18"/>
-              </w:rPr>
-              <w:t>SYSTEM exibe tela de extracao por diretorio</w:t>
+              <w:t>administrador: pressiona opção “Extract from dicrtory”</w:t>
+            </w:r>
+          </w:p>
+        </w:tc>
+        <w:tc>
+          <w:p>
+            <w:r>
+              <w:rPr>
+                <w:sz w:val="18"/>
+              </w:rPr>
+              <w:t>SYSTEM exibe tela de extração por diretório</w:t>
             </w:r>
           </w:p>
         </w:tc>
@@ -2071,7 +2071,7 @@
               <w:rPr>
                 <w:sz w:val="18"/>
               </w:rPr>
-              <w:t>administrador: acessa pagina “Extractions”</w:t>
+              <w:t>administrador: acessa página “Extractions”</w:t>
             </w:r>
           </w:p>
         </w:tc>

--- a/output/docx/ExtracoesPorDiretorio.docx
+++ b/output/docx/ExtracoesPorDiretorio.docx
@@ -239,6 +239,38 @@
               <w:rPr>
                 <w:sz w:val="18"/>
               </w:rPr>
+              <w:t>SYSTEM realiza extrações</w:t>
+            </w:r>
+          </w:p>
+        </w:tc>
+      </w:tr>
+      <w:tr>
+        <w:tc>
+          <w:p>
+            <w:r>
+              <w:rPr>
+                <w:sz w:val="18"/>
+              </w:rPr>
+              <w:t>3</w:t>
+            </w:r>
+          </w:p>
+        </w:tc>
+        <w:tc>
+          <w:p>
+            <w:r>
+              <w:rPr>
+                <w:sz w:val="18"/>
+              </w:rPr>
+              <w:t>clock: tempo de execução não passou de 5 segundos</w:t>
+            </w:r>
+          </w:p>
+        </w:tc>
+        <w:tc>
+          <w:p>
+            <w:r>
+              <w:rPr>
+                <w:sz w:val="18"/>
+              </w:rPr>
               <w:t>SYSTEM exibe na parte inferior da tela uma mensagem indicando que 705 extrações foram realizadas</w:t>
             </w:r>
           </w:p>
@@ -251,7 +283,7 @@
               <w:rPr>
                 <w:sz w:val="18"/>
               </w:rPr>
-              <w:t>3</w:t>
+              <w:t>4</w:t>
             </w:r>
           </w:p>
         </w:tc>
@@ -283,7 +315,7 @@
               <w:rPr>
                 <w:sz w:val="18"/>
               </w:rPr>
-              <w:t>4</w:t>
+              <w:t>5</w:t>
             </w:r>
           </w:p>
         </w:tc>
@@ -315,7 +347,7 @@
               <w:rPr>
                 <w:sz w:val="18"/>
               </w:rPr>
-              <w:t>5</w:t>
+              <w:t>6</w:t>
             </w:r>
           </w:p>
         </w:tc>
@@ -347,7 +379,7 @@
               <w:rPr>
                 <w:sz w:val="18"/>
               </w:rPr>
-              <w:t>6</w:t>
+              <w:t>7</w:t>
             </w:r>
           </w:p>
         </w:tc>
@@ -388,7 +420,7 @@
           <w:sz w:val="24"/>
           <w:color w:val="2B6CB0"/>
         </w:rPr>
-        <w:t>[TC2] Alternative Flow 1: Filtro default</w:t>
+        <w:t>[TC2] Alternative Flow 8: Estouro de limite de tempo</w:t>
       </w:r>
     </w:p>
     <w:p>
@@ -557,7 +589,7 @@
               <w:rPr>
                 <w:sz w:val="18"/>
               </w:rPr>
-              <w:t>SYSTEM exibe na parte inferior da tela uma mensagem indicando que 705 extrações foram realizadas</w:t>
+              <w:t>SYSTEM realiza extrações</w:t>
             </w:r>
           </w:p>
         </w:tc>
@@ -579,6 +611,38 @@
               <w:rPr>
                 <w:sz w:val="18"/>
               </w:rPr>
+              <w:t>clock: tempo de execução passou de 5 segundos</w:t>
+            </w:r>
+          </w:p>
+        </w:tc>
+        <w:tc>
+          <w:p>
+            <w:r>
+              <w:rPr>
+                <w:sz w:val="18"/>
+              </w:rPr>
+              <w:t>SYSTEM exibe mensagem solicitando que o usuário aguarde</w:t>
+            </w:r>
+          </w:p>
+        </w:tc>
+      </w:tr>
+      <w:tr>
+        <w:tc>
+          <w:p>
+            <w:r>
+              <w:rPr>
+                <w:sz w:val="18"/>
+              </w:rPr>
+              <w:t>4</w:t>
+            </w:r>
+          </w:p>
+        </w:tc>
+        <w:tc>
+          <w:p>
+            <w:r>
+              <w:rPr>
+                <w:sz w:val="18"/>
+              </w:rPr>
               <w:t>administrador: acessa página “Extractions”</w:t>
             </w:r>
           </w:p>
@@ -601,7 +665,7 @@
               <w:rPr>
                 <w:sz w:val="18"/>
               </w:rPr>
-              <w:t>4</w:t>
+              <w:t>5</w:t>
             </w:r>
           </w:p>
         </w:tc>
@@ -633,7 +697,7 @@
               <w:rPr>
                 <w:sz w:val="18"/>
               </w:rPr>
-              <w:t>5</w:t>
+              <w:t>6</w:t>
             </w:r>
           </w:p>
         </w:tc>
@@ -665,27 +729,27 @@
               <w:rPr>
                 <w:sz w:val="18"/>
               </w:rPr>
-              <w:t>6</w:t>
-            </w:r>
-          </w:p>
-        </w:tc>
-        <w:tc>
-          <w:p>
-            <w:r>
-              <w:rPr>
-                <w:sz w:val="18"/>
-              </w:rPr>
-              <w:t>administrador: seleciona opção default no campo de filtro “Customer”</w:t>
-            </w:r>
-          </w:p>
-        </w:tc>
-        <w:tc>
-          <w:p>
-            <w:r>
-              <w:rPr>
-                <w:sz w:val="18"/>
-              </w:rPr>
-              <w:t>SYSTEM atualiza a página mostrando todas 705 extrações</w:t>
+              <w:t>7</w:t>
+            </w:r>
+          </w:p>
+        </w:tc>
+        <w:tc>
+          <w:p>
+            <w:r>
+              <w:rPr>
+                <w:sz w:val="18"/>
+              </w:rPr>
+              <w:t>administrador: seleciona opção “Ingenico” no campo de filtro “Customer”</w:t>
+            </w:r>
+          </w:p>
+        </w:tc>
+        <w:tc>
+          <w:p>
+            <w:r>
+              <w:rPr>
+                <w:sz w:val="18"/>
+              </w:rPr>
+              <w:t>SYSTEM atualiza a página mostrando somente 32 extrações</w:t>
             </w:r>
           </w:p>
         </w:tc>
@@ -706,7 +770,7 @@
           <w:sz w:val="24"/>
           <w:color w:val="2B6CB0"/>
         </w:rPr>
-        <w:t>[TC3] Alternative Flow 2: Filtro “Ingenico Brazil”</w:t>
+        <w:t>[TC3] Alternative Flow 1: Filtro default</w:t>
       </w:r>
     </w:p>
     <w:p>
@@ -875,6 +939,38 @@
               <w:rPr>
                 <w:sz w:val="18"/>
               </w:rPr>
+              <w:t>SYSTEM realiza extrações</w:t>
+            </w:r>
+          </w:p>
+        </w:tc>
+      </w:tr>
+      <w:tr>
+        <w:tc>
+          <w:p>
+            <w:r>
+              <w:rPr>
+                <w:sz w:val="18"/>
+              </w:rPr>
+              <w:t>3</w:t>
+            </w:r>
+          </w:p>
+        </w:tc>
+        <w:tc>
+          <w:p>
+            <w:r>
+              <w:rPr>
+                <w:sz w:val="18"/>
+              </w:rPr>
+              <w:t>clock: tempo de execução não passou de 5 segundos</w:t>
+            </w:r>
+          </w:p>
+        </w:tc>
+        <w:tc>
+          <w:p>
+            <w:r>
+              <w:rPr>
+                <w:sz w:val="18"/>
+              </w:rPr>
               <w:t>SYSTEM exibe na parte inferior da tela uma mensagem indicando que 705 extrações foram realizadas</w:t>
             </w:r>
           </w:p>
@@ -887,7 +983,7 @@
               <w:rPr>
                 <w:sz w:val="18"/>
               </w:rPr>
-              <w:t>3</w:t>
+              <w:t>4</w:t>
             </w:r>
           </w:p>
         </w:tc>
@@ -919,7 +1015,7 @@
               <w:rPr>
                 <w:sz w:val="18"/>
               </w:rPr>
-              <w:t>4</w:t>
+              <w:t>5</w:t>
             </w:r>
           </w:p>
         </w:tc>
@@ -951,7 +1047,7 @@
               <w:rPr>
                 <w:sz w:val="18"/>
               </w:rPr>
-              <w:t>5</w:t>
+              <w:t>6</w:t>
             </w:r>
           </w:p>
         </w:tc>
@@ -983,27 +1079,27 @@
               <w:rPr>
                 <w:sz w:val="18"/>
               </w:rPr>
-              <w:t>6</w:t>
-            </w:r>
-          </w:p>
-        </w:tc>
-        <w:tc>
-          <w:p>
-            <w:r>
-              <w:rPr>
-                <w:sz w:val="18"/>
-              </w:rPr>
-              <w:t>administrador: seleciona opção Ingenico Brazil no campo de filtro “Customer”</w:t>
-            </w:r>
-          </w:p>
-        </w:tc>
-        <w:tc>
-          <w:p>
-            <w:r>
-              <w:rPr>
-                <w:sz w:val="18"/>
-              </w:rPr>
-              <w:t>SYSTEM atualiza a página mostrando todas 673 extrações</w:t>
+              <w:t>7</w:t>
+            </w:r>
+          </w:p>
+        </w:tc>
+        <w:tc>
+          <w:p>
+            <w:r>
+              <w:rPr>
+                <w:sz w:val="18"/>
+              </w:rPr>
+              <w:t>administrador: seleciona opção default no campo de filtro “Customer”</w:t>
+            </w:r>
+          </w:p>
+        </w:tc>
+        <w:tc>
+          <w:p>
+            <w:r>
+              <w:rPr>
+                <w:sz w:val="18"/>
+              </w:rPr>
+              <w:t>SYSTEM atualiza a página mostrando todas 705 extrações</w:t>
             </w:r>
           </w:p>
         </w:tc>
@@ -1024,7 +1120,7 @@
           <w:sz w:val="24"/>
           <w:color w:val="2B6CB0"/>
         </w:rPr>
-        <w:t>[TC4] Alternative Flow 3: Filtro state</w:t>
+        <w:t>[TC4] Alternative Flow 2: Filtro “Ingenico Brazil”</w:t>
       </w:r>
     </w:p>
     <w:p>
@@ -1193,6 +1289,38 @@
               <w:rPr>
                 <w:sz w:val="18"/>
               </w:rPr>
+              <w:t>SYSTEM realiza extrações</w:t>
+            </w:r>
+          </w:p>
+        </w:tc>
+      </w:tr>
+      <w:tr>
+        <w:tc>
+          <w:p>
+            <w:r>
+              <w:rPr>
+                <w:sz w:val="18"/>
+              </w:rPr>
+              <w:t>3</w:t>
+            </w:r>
+          </w:p>
+        </w:tc>
+        <w:tc>
+          <w:p>
+            <w:r>
+              <w:rPr>
+                <w:sz w:val="18"/>
+              </w:rPr>
+              <w:t>clock: tempo de execução não passou de 5 segundos</w:t>
+            </w:r>
+          </w:p>
+        </w:tc>
+        <w:tc>
+          <w:p>
+            <w:r>
+              <w:rPr>
+                <w:sz w:val="18"/>
+              </w:rPr>
               <w:t>SYSTEM exibe na parte inferior da tela uma mensagem indicando que 705 extrações foram realizadas</w:t>
             </w:r>
           </w:p>
@@ -1205,7 +1333,7 @@
               <w:rPr>
                 <w:sz w:val="18"/>
               </w:rPr>
-              <w:t>3</w:t>
+              <w:t>4</w:t>
             </w:r>
           </w:p>
         </w:tc>
@@ -1237,7 +1365,7 @@
               <w:rPr>
                 <w:sz w:val="18"/>
               </w:rPr>
-              <w:t>4</w:t>
+              <w:t>5</w:t>
             </w:r>
           </w:p>
         </w:tc>
@@ -1269,38 +1397,6 @@
               <w:rPr>
                 <w:sz w:val="18"/>
               </w:rPr>
-              <w:t>5</w:t>
-            </w:r>
-          </w:p>
-        </w:tc>
-        <w:tc>
-          <w:p>
-            <w:r>
-              <w:rPr>
-                <w:sz w:val="18"/>
-              </w:rPr>
-              <w:t>administrador: seleciona combo box referente ao filtro por “State”</w:t>
-            </w:r>
-          </w:p>
-        </w:tc>
-        <w:tc>
-          <w:p>
-            <w:r>
-              <w:rPr>
-                <w:sz w:val="18"/>
-              </w:rPr>
-              <w:t>SYSTEM exibe opções “Activated”, “Alert Interruption”, “Deactivated”, “Mockup” e “Error”</w:t>
-            </w:r>
-          </w:p>
-        </w:tc>
-      </w:tr>
-      <w:tr>
-        <w:tc>
-          <w:p>
-            <w:r>
-              <w:rPr>
-                <w:sz w:val="18"/>
-              </w:rPr>
               <w:t>6</w:t>
             </w:r>
           </w:p>
@@ -1311,17 +1407,49 @@
               <w:rPr>
                 <w:sz w:val="18"/>
               </w:rPr>
-              <w:t>administrador: seleciona opção “Activated” no campo de filtro “State”</w:t>
-            </w:r>
-          </w:p>
-        </w:tc>
-        <w:tc>
-          <w:p>
-            <w:r>
-              <w:rPr>
-                <w:sz w:val="18"/>
-              </w:rPr>
-              <w:t>SYSTEM atualiza página mostrando 608 extrações</w:t>
+              <w:t>administrador: seleciona o combo box referente ao filtro por “Customer”</w:t>
+            </w:r>
+          </w:p>
+        </w:tc>
+        <w:tc>
+          <w:p>
+            <w:r>
+              <w:rPr>
+                <w:sz w:val="18"/>
+              </w:rPr>
+              <w:t>SYSTEM exibe as opções “Ingenico Brazil” e “Ingenico”</w:t>
+            </w:r>
+          </w:p>
+        </w:tc>
+      </w:tr>
+      <w:tr>
+        <w:tc>
+          <w:p>
+            <w:r>
+              <w:rPr>
+                <w:sz w:val="18"/>
+              </w:rPr>
+              <w:t>7</w:t>
+            </w:r>
+          </w:p>
+        </w:tc>
+        <w:tc>
+          <w:p>
+            <w:r>
+              <w:rPr>
+                <w:sz w:val="18"/>
+              </w:rPr>
+              <w:t>administrador: seleciona opção Ingenico Brazil no campo de filtro “Customer”</w:t>
+            </w:r>
+          </w:p>
+        </w:tc>
+        <w:tc>
+          <w:p>
+            <w:r>
+              <w:rPr>
+                <w:sz w:val="18"/>
+              </w:rPr>
+              <w:t>SYSTEM atualiza a página mostrando todas 673 extrações</w:t>
             </w:r>
           </w:p>
         </w:tc>
@@ -1342,7 +1470,7 @@
           <w:sz w:val="24"/>
           <w:color w:val="2B6CB0"/>
         </w:rPr>
-        <w:t>[TC5] Alternative Flow 4: Filtro “Alert Interruption”</w:t>
+        <w:t>[TC5] Alternative Flow 3: Filtro state</w:t>
       </w:r>
     </w:p>
     <w:p>
@@ -1469,17 +1597,209 @@
               <w:rPr>
                 <w:sz w:val="18"/>
               </w:rPr>
-              <w:t>administrador: seleciona opção “Alert Interruption” no campo de filtro “State”</w:t>
-            </w:r>
-          </w:p>
-        </w:tc>
-        <w:tc>
-          <w:p>
-            <w:r>
-              <w:rPr>
-                <w:sz w:val="18"/>
-              </w:rPr>
-              <w:t>SYSTEM atualiza página mostrando 97 extrações</w:t>
+              <w:t>administrador: pressiona opção “Extract from dicrtory”</w:t>
+            </w:r>
+          </w:p>
+        </w:tc>
+        <w:tc>
+          <w:p>
+            <w:r>
+              <w:rPr>
+                <w:sz w:val="18"/>
+              </w:rPr>
+              <w:t>SYSTEM exibe tela de extração por diretório</w:t>
+            </w:r>
+          </w:p>
+        </w:tc>
+      </w:tr>
+      <w:tr>
+        <w:tc>
+          <w:p>
+            <w:r>
+              <w:rPr>
+                <w:sz w:val="18"/>
+              </w:rPr>
+              <w:t>2</w:t>
+            </w:r>
+          </w:p>
+        </w:tc>
+        <w:tc>
+          <w:p>
+            <w:r>
+              <w:rPr>
+                <w:sz w:val="18"/>
+              </w:rPr>
+              <w:t>administrador: seleciona pasta “EXTRACT_FILE_IPP320_AKIRA”, que contém 705 extrações para diversas família, e pressiona o botão “Extract”</w:t>
+            </w:r>
+          </w:p>
+        </w:tc>
+        <w:tc>
+          <w:p>
+            <w:r>
+              <w:rPr>
+                <w:sz w:val="18"/>
+              </w:rPr>
+              <w:t>SYSTEM realiza extrações</w:t>
+            </w:r>
+          </w:p>
+        </w:tc>
+      </w:tr>
+      <w:tr>
+        <w:tc>
+          <w:p>
+            <w:r>
+              <w:rPr>
+                <w:sz w:val="18"/>
+              </w:rPr>
+              <w:t>3</w:t>
+            </w:r>
+          </w:p>
+        </w:tc>
+        <w:tc>
+          <w:p>
+            <w:r>
+              <w:rPr>
+                <w:sz w:val="18"/>
+              </w:rPr>
+              <w:t>clock: tempo de execução não passou de 5 segundos</w:t>
+            </w:r>
+          </w:p>
+        </w:tc>
+        <w:tc>
+          <w:p>
+            <w:r>
+              <w:rPr>
+                <w:sz w:val="18"/>
+              </w:rPr>
+              <w:t>SYSTEM exibe na parte inferior da tela uma mensagem indicando que 705 extrações foram realizadas</w:t>
+            </w:r>
+          </w:p>
+        </w:tc>
+      </w:tr>
+      <w:tr>
+        <w:tc>
+          <w:p>
+            <w:r>
+              <w:rPr>
+                <w:sz w:val="18"/>
+              </w:rPr>
+              <w:t>4</w:t>
+            </w:r>
+          </w:p>
+        </w:tc>
+        <w:tc>
+          <w:p>
+            <w:r>
+              <w:rPr>
+                <w:sz w:val="18"/>
+              </w:rPr>
+              <w:t>administrador: acessa página “Extractions”</w:t>
+            </w:r>
+          </w:p>
+        </w:tc>
+        <w:tc>
+          <w:p>
+            <w:r>
+              <w:rPr>
+                <w:sz w:val="18"/>
+              </w:rPr>
+              <w:t>SYSTEM exibe a lista de extrações com as 50 últimas entradas. Entrada 1: 14170PP30289943. Entrada 50: 12328PP30166463</w:t>
+            </w:r>
+          </w:p>
+        </w:tc>
+      </w:tr>
+      <w:tr>
+        <w:tc>
+          <w:p>
+            <w:r>
+              <w:rPr>
+                <w:sz w:val="18"/>
+              </w:rPr>
+              <w:t>5</w:t>
+            </w:r>
+          </w:p>
+        </w:tc>
+        <w:tc>
+          <w:p>
+            <w:r>
+              <w:rPr>
+                <w:sz w:val="18"/>
+              </w:rPr>
+              <w:t>administrador: seleciona opção para mostrar 100 entradas por página</w:t>
+            </w:r>
+          </w:p>
+        </w:tc>
+        <w:tc>
+          <w:p>
+            <w:r>
+              <w:rPr>
+                <w:sz w:val="18"/>
+              </w:rPr>
+              <w:t>SYSTEM exibe a lista de extrações com as 100 últimas entradas.</w:t>
+            </w:r>
+          </w:p>
+        </w:tc>
+      </w:tr>
+      <w:tr>
+        <w:tc>
+          <w:p>
+            <w:r>
+              <w:rPr>
+                <w:sz w:val="18"/>
+              </w:rPr>
+              <w:t>6</w:t>
+            </w:r>
+          </w:p>
+        </w:tc>
+        <w:tc>
+          <w:p>
+            <w:r>
+              <w:rPr>
+                <w:sz w:val="18"/>
+              </w:rPr>
+              <w:t>administrador: seleciona combo box referente ao filtro por “State”</w:t>
+            </w:r>
+          </w:p>
+        </w:tc>
+        <w:tc>
+          <w:p>
+            <w:r>
+              <w:rPr>
+                <w:sz w:val="18"/>
+              </w:rPr>
+              <w:t>SYSTEM exibe opções “Activated”, “Alert Interruption”, “Deactivated”, “Mockup” e “Error”</w:t>
+            </w:r>
+          </w:p>
+        </w:tc>
+      </w:tr>
+      <w:tr>
+        <w:tc>
+          <w:p>
+            <w:r>
+              <w:rPr>
+                <w:sz w:val="18"/>
+              </w:rPr>
+              <w:t>7</w:t>
+            </w:r>
+          </w:p>
+        </w:tc>
+        <w:tc>
+          <w:p>
+            <w:r>
+              <w:rPr>
+                <w:sz w:val="18"/>
+              </w:rPr>
+              <w:t>administrador: seleciona opção “Activated” no campo de filtro “State”</w:t>
+            </w:r>
+          </w:p>
+        </w:tc>
+        <w:tc>
+          <w:p>
+            <w:r>
+              <w:rPr>
+                <w:sz w:val="18"/>
+              </w:rPr>
+              <w:t>SYSTEM atualiza página mostrando 608 extrações</w:t>
             </w:r>
           </w:p>
         </w:tc>
@@ -1500,7 +1820,7 @@
           <w:sz w:val="24"/>
           <w:color w:val="2B6CB0"/>
         </w:rPr>
-        <w:t>[TC6] Alternative Flow 5: Filtro “Mockup”</w:t>
+        <w:t>[TC6] Alternative Flow 4: Filtro “Alert Interruption”</w:t>
       </w:r>
     </w:p>
     <w:p>
@@ -1627,17 +1947,17 @@
               <w:rPr>
                 <w:sz w:val="18"/>
               </w:rPr>
-              <w:t>administrador: seleciona opção “Mockup” no campo de filtro “State”</w:t>
-            </w:r>
-          </w:p>
-        </w:tc>
-        <w:tc>
-          <w:p>
-            <w:r>
-              <w:rPr>
-                <w:sz w:val="18"/>
-              </w:rPr>
-              <w:t>SYSTEM atualiza página mostrando lista vazia</w:t>
+              <w:t>administrador: seleciona opção “Alert Interruption” no campo de filtro “State”</w:t>
+            </w:r>
+          </w:p>
+        </w:tc>
+        <w:tc>
+          <w:p>
+            <w:r>
+              <w:rPr>
+                <w:sz w:val="18"/>
+              </w:rPr>
+              <w:t>SYSTEM atualiza página mostrando 97 extrações</w:t>
             </w:r>
           </w:p>
         </w:tc>
@@ -1658,7 +1978,7 @@
           <w:sz w:val="24"/>
           <w:color w:val="2B6CB0"/>
         </w:rPr>
-        <w:t>[TC7] Alternative Flow 6: Filtro “Error”</w:t>
+        <w:t>[TC7] Alternative Flow 5: Filtro “Mockup”</w:t>
       </w:r>
     </w:p>
     <w:p>
@@ -1785,17 +2105,17 @@
               <w:rPr>
                 <w:sz w:val="18"/>
               </w:rPr>
-              <w:t>administrador: seleciona opção “Error” no campo de filtro “State”</w:t>
-            </w:r>
-          </w:p>
-        </w:tc>
-        <w:tc>
-          <w:p>
-            <w:r>
-              <w:rPr>
-                <w:sz w:val="18"/>
-              </w:rPr>
-              <w:t>SYSTEM atualiza página mostrando extrações associadas aos estados 'Alert Interruption' e 'Mockup'</w:t>
+              <w:t>administrador: seleciona opção “Mockup” no campo de filtro “State”</w:t>
+            </w:r>
+          </w:p>
+        </w:tc>
+        <w:tc>
+          <w:p>
+            <w:r>
+              <w:rPr>
+                <w:sz w:val="18"/>
+              </w:rPr>
+              <w:t>SYSTEM atualiza página mostrando lista vazia</w:t>
             </w:r>
           </w:p>
         </w:tc>
@@ -1816,7 +2136,7 @@
           <w:sz w:val="24"/>
           <w:color w:val="2B6CB0"/>
         </w:rPr>
-        <w:t>[TC8] Alternative Flow 7: Extrações Sequenciais</w:t>
+        <w:t>[TC8] Alternative Flow 6: Filtro “Error”</w:t>
       </w:r>
     </w:p>
     <w:p>
@@ -1943,6 +2263,164 @@
               <w:rPr>
                 <w:sz w:val="18"/>
               </w:rPr>
+              <w:t>administrador: seleciona opção “Error” no campo de filtro “State”</w:t>
+            </w:r>
+          </w:p>
+        </w:tc>
+        <w:tc>
+          <w:p>
+            <w:r>
+              <w:rPr>
+                <w:sz w:val="18"/>
+              </w:rPr>
+              <w:t>SYSTEM atualiza página mostrando lista vazia</w:t>
+            </w:r>
+          </w:p>
+        </w:tc>
+      </w:tr>
+    </w:tbl>
+    <w:p>
+      <w:r>
+        <w:br/>
+      </w:r>
+    </w:p>
+    <w:p>
+      <w:pPr>
+        <w:spacing w:before="180" w:after="60"/>
+      </w:pPr>
+      <w:r>
+        <w:rPr>
+          <w:b w:val="on"/>
+          <w:sz w:val="24"/>
+          <w:color w:val="2B6CB0"/>
+        </w:rPr>
+        <w:t>[TC9] Alternative Flow 7: Extrações Sequenciais</w:t>
+      </w:r>
+    </w:p>
+    <w:p>
+      <w:pPr>
+        <w:spacing w:after="40"/>
+      </w:pPr>
+      <w:r>
+        <w:rPr>
+          <w:b w:val="on"/>
+          <w:sz w:val="20"/>
+        </w:rPr>
+        <w:t xml:space="preserve">Preconditions: </w:t>
+      </w:r>
+      <w:r>
+        <w:rPr>
+          <w:sz w:val="20"/>
+        </w:rPr>
+        <w:t>Usuário deve estar logado no servidor e extrator com administrador ; Não existem extrações cadastradas no banco de dados</w:t>
+      </w:r>
+    </w:p>
+    <w:p>
+      <w:pPr>
+        <w:spacing w:after="40"/>
+      </w:pPr>
+      <w:r>
+        <w:rPr>
+          <w:b w:val="on"/>
+          <w:sz w:val="20"/>
+        </w:rPr>
+        <w:t xml:space="preserve">Postconditions: </w:t>
+      </w:r>
+      <w:r>
+        <w:rPr>
+          <w:sz w:val="20"/>
+        </w:rPr>
+        <w:t/>
+      </w:r>
+    </w:p>
+    <w:tbl>
+      <w:tblPr>
+        <w:tblW w:w="5000" w:type="pct"/>
+        <w:tblBorders>
+          <w:top w:val="single"/>
+          <w:left w:val="single"/>
+          <w:bottom w:val="single"/>
+          <w:right w:val="single"/>
+          <w:insideH w:val="single"/>
+          <w:insideV w:val="single"/>
+        </w:tblBorders>
+      </w:tblPr>
+      <w:tr>
+        <w:tc>
+          <w:tcPr>
+            <w:tcW w:w="1200" w:type="dxa"/>
+            <w:shd w:color="auto" w:val="clear" w:fill="2B6CB0"/>
+          </w:tcPr>
+          <w:p>
+            <w:pPr>
+              <w:jc w:val="left"/>
+            </w:pPr>
+            <w:r>
+              <w:rPr>
+                <w:b w:val="on"/>
+                <w:sz w:val="20"/>
+                <w:color w:val="FFFFFF"/>
+              </w:rPr>
+              <w:t>Step #</w:t>
+            </w:r>
+          </w:p>
+        </w:tc>
+        <w:tc>
+          <w:tcPr>
+            <w:tcW w:w="4500" w:type="dxa"/>
+            <w:shd w:color="auto" w:val="clear" w:fill="2B6CB0"/>
+          </w:tcPr>
+          <w:p>
+            <w:pPr>
+              <w:jc w:val="left"/>
+            </w:pPr>
+            <w:r>
+              <w:rPr>
+                <w:b w:val="on"/>
+                <w:sz w:val="20"/>
+                <w:color w:val="FFFFFF"/>
+              </w:rPr>
+              <w:t>Actor Action</w:t>
+            </w:r>
+          </w:p>
+        </w:tc>
+        <w:tc>
+          <w:tcPr>
+            <w:tcW w:w="4500" w:type="dxa"/>
+            <w:shd w:color="auto" w:val="clear" w:fill="2B6CB0"/>
+          </w:tcPr>
+          <w:p>
+            <w:pPr>
+              <w:jc w:val="left"/>
+            </w:pPr>
+            <w:r>
+              <w:rPr>
+                <w:b w:val="on"/>
+                <w:sz w:val="20"/>
+                <w:color w:val="FFFFFF"/>
+              </w:rPr>
+              <w:t>Expected Result (System)</w:t>
+            </w:r>
+          </w:p>
+        </w:tc>
+      </w:tr>
+      <w:tr>
+        <w:tc>
+          <w:p>
+            <w:r>
+              <w:rPr>
+                <w:sz w:val="18"/>
+              </w:rPr>
+              <w:t>1</w:t>
+            </w:r>
+          </w:p>
+        </w:tc>
+        <w:tc>
+          <w:p>
+            <w:r>
+              <w:rPr>
+                <w:sz w:val="18"/>
+              </w:rPr>
               <w:t>administrador: pressiona opção “Extract from dicrtory”</w:t>
             </w:r>
           </w:p>
@@ -1985,6 +2463,38 @@
               <w:rPr>
                 <w:sz w:val="18"/>
               </w:rPr>
+              <w:t>SYSTEM realiza extrações</w:t>
+            </w:r>
+          </w:p>
+        </w:tc>
+      </w:tr>
+      <w:tr>
+        <w:tc>
+          <w:p>
+            <w:r>
+              <w:rPr>
+                <w:sz w:val="18"/>
+              </w:rPr>
+              <w:t>3</w:t>
+            </w:r>
+          </w:p>
+        </w:tc>
+        <w:tc>
+          <w:p>
+            <w:r>
+              <w:rPr>
+                <w:sz w:val="18"/>
+              </w:rPr>
+              <w:t>clock: tempo de execução não passou de 5 segundos</w:t>
+            </w:r>
+          </w:p>
+        </w:tc>
+        <w:tc>
+          <w:p>
+            <w:r>
+              <w:rPr>
+                <w:sz w:val="18"/>
+              </w:rPr>
               <w:t>SYSTEM exibe na parte inferior da tela uma mensagem indicando que 705 extrações foram realizadas</w:t>
             </w:r>
           </w:p>
@@ -1997,7 +2507,7 @@
               <w:rPr>
                 <w:sz w:val="18"/>
               </w:rPr>
-              <w:t>3</w:t>
+              <w:t>4</w:t>
             </w:r>
           </w:p>
         </w:tc>
@@ -2029,7 +2539,7 @@
               <w:rPr>
                 <w:sz w:val="18"/>
               </w:rPr>
-              <w:t>4</w:t>
+              <w:t>5</w:t>
             </w:r>
           </w:p>
         </w:tc>
@@ -2049,6 +2559,38 @@
               <w:rPr>
                 <w:sz w:val="18"/>
               </w:rPr>
+              <w:t>SYSTEM realiza extrações</w:t>
+            </w:r>
+          </w:p>
+        </w:tc>
+      </w:tr>
+      <w:tr>
+        <w:tc>
+          <w:p>
+            <w:r>
+              <w:rPr>
+                <w:sz w:val="18"/>
+              </w:rPr>
+              <w:t>6</w:t>
+            </w:r>
+          </w:p>
+        </w:tc>
+        <w:tc>
+          <w:p>
+            <w:r>
+              <w:rPr>
+                <w:sz w:val="18"/>
+              </w:rPr>
+              <w:t>clock: verifica se o tempo de execução não passou de 5 segundos</w:t>
+            </w:r>
+          </w:p>
+        </w:tc>
+        <w:tc>
+          <w:p>
+            <w:r>
+              <w:rPr>
+                <w:sz w:val="18"/>
+              </w:rPr>
               <w:t>SYSTEM exibe na parte inferior da tela uma mensagem indicando que 705 extrações foram realizadas</w:t>
             </w:r>
           </w:p>
@@ -2061,7 +2603,7 @@
               <w:rPr>
                 <w:sz w:val="18"/>
               </w:rPr>
-              <w:t>5</w:t>
+              <w:t>7</w:t>
             </w:r>
           </w:p>
         </w:tc>
